--- a/Magestorm2/Server/TechnicalManual.docx
+++ b/Magestorm2/Server/TechnicalManual.docx
@@ -1,12 +1,220 @@
 
 <file path=word/document.xml><?xml version="1.0" encoding="utf-8"?>
-<w:document xmlns:wpc="http://schemas.microsoft.com/office/word/2010/wordprocessingCanvas" xmlns:cx="http://schemas.microsoft.com/office/drawing/2014/chartex" xmlns:cx1="http://schemas.microsoft.com/office/drawing/2015/9/8/chartex" xmlns:cx2="http://schemas.microsoft.com/office/drawing/2015/10/21/chartex" xmlns:cx3="http://schemas.microsoft.com/office/drawing/2016/5/9/chartex" xmlns:cx4="http://schemas.microsoft.com/office/drawing/2016/5/10/chartex" xmlns:cx5="http://schemas.microsoft.com/office/drawing/2016/5/11/chartex" xmlns:cx6="http://schemas.microsoft.com/office/drawing/2016/5/12/chartex" xmlns:cx7="http://schemas.microsoft.com/office/drawing/2016/5/13/chartex" xmlns:cx8="http://schemas.microsoft.com/office/drawing/2016/5/14/chartex" xmlns:mc="http://schemas.openxmlformats.org/markup-compatibility/2006" xmlns:aink="http://schemas.microsoft.com/office/drawing/2016/ink" xmlns:am3d="http://schemas.microsoft.com/office/drawing/2017/model3d" xmlns:o="urn:schemas-microsoft-com:office:office" xmlns:oel="http://schemas.microsoft.com/office/2019/extlst" xmlns:r="http://schemas.openxmlformats.org/officeDocument/2006/relationships" xmlns:m="http://schemas.openxmlformats.org/officeDocument/2006/math" xmlns:v="urn:schemas-microsoft-com:vml" xmlns:wp14="http://schemas.microsoft.com/office/word/2010/wordprocessingDrawing" xmlns:wp="http://schemas.openxmlformats.org/drawingml/2006/wordprocessingDrawing" xmlns:w10="urn:schemas-microsoft-com:office:word" xmlns:w="http://schemas.openxmlformats.org/wordprocessingml/2006/main" xmlns:w14="http://schemas.microsoft.com/office/word/2010/wordml" xmlns:w15="http://schemas.microsoft.com/office/word/2012/wordml" xmlns:w16cex="http://schemas.microsoft.com/office/word/2018/wordml/cex" xmlns:w16cid="http://schemas.microsoft.com/office/word/2016/wordml/cid" xmlns:w16="http://schemas.microsoft.com/office/word/2018/wordml" xmlns:w16du="http://schemas.microsoft.com/office/word/2023/wordml/word16du" xmlns:w16sdtdh="http://schemas.microsoft.com/office/word/2020/wordml/sdtdatahash" xmlns:w16sdtfl="http://schemas.microsoft.com/office/word/2024/wordml/sdtformatlock" xmlns:w16se="http://schemas.microsoft.com/office/word/2015/wordml/symex" xmlns:wpg="http://schemas.microsoft.com/office/word/2010/wordprocessingGroup" xmlns:wpi="http://schemas.microsoft.com/office/word/2010/wordprocessingInk" xmlns:wne="http://schemas.microsoft.com/office/word/2006/wordml" xmlns:wps="http://schemas.microsoft.com/office/word/2010/wordprocessingShape" mc:Ignorable="w14 w15 w16se w16cid w16 w16cex w16sdtdh w16sdtfl w16du wp14">
+<w:document xmlns:wpc="http://schemas.microsoft.com/office/word/2010/wordprocessingCanvas" xmlns:cx="http://schemas.microsoft.com/office/drawing/2014/chartex" xmlns:cx1="http://schemas.microsoft.com/office/drawing/2015/9/8/chartex" xmlns:cx2="http://schemas.microsoft.com/office/drawing/2015/10/21/chartex" xmlns:cx3="http://schemas.microsoft.com/office/drawing/2016/5/9/chartex" xmlns:cx4="http://schemas.microsoft.com/office/drawing/2016/5/10/chartex" xmlns:cx5="http://schemas.microsoft.com/office/drawing/2016/5/11/chartex" xmlns:cx6="http://schemas.microsoft.com/office/drawing/2016/5/12/chartex" xmlns:cx7="http://schemas.microsoft.com/office/drawing/2016/5/13/chartex" xmlns:cx8="http://schemas.microsoft.com/office/drawing/2016/5/14/chartex" xmlns:mc="http://schemas.openxmlformats.org/markup-compatibility/2006" xmlns:aink="http://schemas.microsoft.com/office/drawing/2016/ink" xmlns:am3d="http://schemas.microsoft.com/office/drawing/2017/model3d" xmlns:o="urn:schemas-microsoft-com:office:office" xmlns:oel="http://schemas.microsoft.com/office/2019/extlst" xmlns:r="http://schemas.openxmlformats.org/officeDocument/2006/relationships" xmlns:m="http://schemas.openxmlformats.org/officeDocument/2006/math" xmlns:v="urn:schemas-microsoft-com:vml" xmlns:wp14="http://schemas.microsoft.com/office/word/2010/wordprocessingDrawing" xmlns:wp="http://schemas.openxmlformats.org/drawingml/2006/wordprocessingDrawing" xmlns:w10="urn:schemas-microsoft-com:office:word" xmlns:w="http://schemas.openxmlformats.org/wordprocessingml/2006/main" xmlns:w14="http://schemas.microsoft.com/office/word/2010/wordml" xmlns:w15="http://schemas.microsoft.com/office/word/2012/wordml" xmlns:w16cei="http://schemas.microsoft.com/office/word/2026/wordml/cei" xmlns:w16cex="http://schemas.microsoft.com/office/word/2018/wordml/cex" xmlns:w16cid="http://schemas.microsoft.com/office/word/2016/wordml/cid" xmlns:w16="http://schemas.microsoft.com/office/word/2018/wordml" xmlns:w16du="http://schemas.microsoft.com/office/word/2023/wordml/word16du" xmlns:w16sdtdh="http://schemas.microsoft.com/office/word/2020/wordml/sdtdatahash" xmlns:w16sdtfl="http://schemas.microsoft.com/office/word/2024/wordml/sdtformatlock" xmlns:w16se="http://schemas.microsoft.com/office/word/2015/wordml/symex" xmlns:wpg="http://schemas.microsoft.com/office/word/2010/wordprocessingGroup" xmlns:wpi="http://schemas.microsoft.com/office/word/2010/wordprocessingInk" xmlns:wne="http://schemas.microsoft.com/office/word/2006/wordml" xmlns:wps="http://schemas.microsoft.com/office/word/2010/wordprocessingShape" mc:Ignorable="w14 w15 w16se w16cid w16 w16cex w16sdtdh w16sdtfl w16du wp14">
   <w:body>
     <w:p>
       <w:pPr>
         <w:pStyle w:val="Heading2"/>
       </w:pPr>
       <w:r>
+        <w:t>Server Parameters</w:t>
+      </w:r>
+    </w:p>
+    <w:p>
+      <w:pPr>
+        <w:pStyle w:val="Body2"/>
+      </w:pPr>
+      <w:r>
+        <w:t xml:space="preserve">The serverparams.txt file is passed to Server.jar. </w:t>
+      </w:r>
+    </w:p>
+    <w:p>
+      <w:pPr>
+        <w:pStyle w:val="Body2"/>
+      </w:pPr>
+      <w:r>
+        <w:t>Line 1: true to use debug mode.</w:t>
+      </w:r>
+    </w:p>
+    <w:p>
+      <w:pPr>
+        <w:pStyle w:val="Body2"/>
+      </w:pPr>
+      <w:r>
+        <w:t>Line 2: The port number that the game server will listen on.</w:t>
+      </w:r>
+    </w:p>
+    <w:p>
+      <w:pPr>
+        <w:pStyle w:val="Body2"/>
+      </w:pPr>
+      <w:r>
+        <w:t>Line 3: The jdbc connection string to access the Magus database.</w:t>
+      </w:r>
+    </w:p>
+    <w:p>
+      <w:pPr>
+        <w:pStyle w:val="Body2"/>
+      </w:pPr>
+      <w:r>
+        <w:t>Line 4: The username of the database account.</w:t>
+      </w:r>
+    </w:p>
+    <w:p>
+      <w:pPr>
+        <w:pStyle w:val="Body2"/>
+      </w:pPr>
+      <w:r>
+        <w:t>Line 5: The password of the database account.</w:t>
+      </w:r>
+    </w:p>
+    <w:p>
+      <w:pPr>
+        <w:pStyle w:val="Body2"/>
+      </w:pPr>
+      <w:r>
+        <w:t>Line 6: A pre-shared key, currently unused.</w:t>
+      </w:r>
+    </w:p>
+    <w:p>
+      <w:pPr>
+        <w:pStyle w:val="Body2"/>
+      </w:pPr>
+      <w:r>
+        <w:t>Line 7: Path to the file containing the e-mail credentials used by the server.</w:t>
+      </w:r>
+    </w:p>
+    <w:p>
+      <w:pPr>
+        <w:pStyle w:val="Body2"/>
+      </w:pPr>
+      <w:r>
+        <w:t xml:space="preserve">Line 8: Path to file </w:t>
+      </w:r>
+      <w:r>
+        <w:t>file containing a list of prohibited terms.</w:t>
+      </w:r>
+    </w:p>
+    <w:p>
+      <w:pPr>
+        <w:pStyle w:val="Body2"/>
+      </w:pPr>
+      <w:r>
+        <w:t>Line 9: Path to the server error log.</w:t>
+      </w:r>
+    </w:p>
+    <w:p>
+      <w:pPr>
+        <w:pStyle w:val="Body2"/>
+      </w:pPr>
+      <w:r>
+        <w:t>Line 10: Path to the general events log.</w:t>
+      </w:r>
+    </w:p>
+    <w:p>
+      <w:pPr>
+        <w:pStyle w:val="Body2"/>
+      </w:pPr>
+      <w:r>
+        <w:t>Line 11: Path to the debug log.</w:t>
+      </w:r>
+    </w:p>
+    <w:p>
+      <w:pPr>
+        <w:pStyle w:val="Body2"/>
+      </w:pPr>
+      <w:r>
+        <w:t>Line 12: Path to the chat log.</w:t>
+      </w:r>
+    </w:p>
+    <w:p>
+      <w:pPr>
+        <w:pStyle w:val="Body2"/>
+      </w:pPr>
+      <w:r>
+        <w:t>Line 13: Pre-game inactivity warning threshold, in milliseconds.</w:t>
+      </w:r>
+    </w:p>
+    <w:p>
+      <w:pPr>
+        <w:pStyle w:val="Body2"/>
+      </w:pPr>
+      <w:r>
+        <w:t>Line 14: In-game inactivity disconnection threshold</w:t>
+      </w:r>
+      <w:r>
+        <w:t>, in milliseconds.</w:t>
+      </w:r>
+    </w:p>
+    <w:p>
+      <w:pPr>
+        <w:pStyle w:val="Body2"/>
+      </w:pPr>
+      <w:r>
+        <w:t>Line 15: Pre-game inactivity disconnection threshold, in milliseconds.</w:t>
+      </w:r>
+    </w:p>
+    <w:p>
+      <w:pPr>
+        <w:pStyle w:val="Body2"/>
+      </w:pPr>
+      <w:r>
+        <w:t xml:space="preserve">Line 16: </w:t>
+      </w:r>
+      <w:r>
+        <w:t>1</w:t>
+      </w:r>
+      <w:r>
+        <w:t xml:space="preserve"> to use symmetric encryption (AES).</w:t>
+      </w:r>
+    </w:p>
+    <w:p>
+      <w:pPr>
+        <w:pStyle w:val="Body2"/>
+      </w:pPr>
+      <w:r>
+        <w:t>Line 1</w:t>
+      </w:r>
+      <w:r>
+        <w:t>7</w:t>
+      </w:r>
+      <w:r>
+        <w:t xml:space="preserve">: </w:t>
+      </w:r>
+      <w:r>
+        <w:t>Server tick interval</w:t>
+      </w:r>
+      <w:r>
+        <w:t xml:space="preserve"> in milliseconds.</w:t>
+      </w:r>
+    </w:p>
+    <w:p>
+      <w:pPr>
+        <w:pStyle w:val="Body2"/>
+      </w:pPr>
+      <w:r>
+        <w:t>Line 18: Movement polling interval in milliseconds.</w:t>
+      </w:r>
+    </w:p>
+    <w:p>
+      <w:pPr>
+        <w:pStyle w:val="Body2"/>
+      </w:pPr>
+      <w:r>
+        <w:t>Line 19: The maximum number of matches that the server can run.</w:t>
+      </w:r>
+    </w:p>
+    <w:p>
+      <w:pPr>
+        <w:pStyle w:val="Body2"/>
+      </w:pPr>
+      <w:r>
+        <w:t>Line 20: The experience multiplier expressed as a float.</w:t>
+      </w:r>
+    </w:p>
+    <w:p>
+      <w:pPr>
+        <w:pStyle w:val="Body2"/>
+      </w:pPr>
+      <w:r>
+        <w:t>Line 21: 1 to enable quick match.</w:t>
+      </w:r>
+    </w:p>
+    <w:p>
+      <w:pPr>
+        <w:pStyle w:val="Heading2"/>
+      </w:pPr>
+      <w:r>
         <w:t xml:space="preserve">Adding </w:t>
       </w:r>
       <w:r>
@@ -21,7 +229,13 @@
         <w:pStyle w:val="Body2"/>
       </w:pPr>
       <w:r>
-        <w:t>Adding new spells is a four-step process.</w:t>
+        <w:t>Adding new spells is a f</w:t>
+      </w:r>
+      <w:r>
+        <w:t>ive</w:t>
+      </w:r>
+      <w:r>
+        <w:t>-step process.</w:t>
       </w:r>
     </w:p>
     <w:p>
@@ -29,6 +243,7 @@
         <w:pStyle w:val="Body2Numbered"/>
       </w:pPr>
       <w:r>
+        <w:lastRenderedPageBreak/>
         <w:t>Add the spell name and spell description strings to the language files.</w:t>
       </w:r>
     </w:p>
@@ -62,6 +277,14 @@
       </w:pPr>
       <w:r>
         <w:t>Create a new spell spawner referencing the new spell prefab.</w:t>
+      </w:r>
+    </w:p>
+    <w:p>
+      <w:pPr>
+        <w:pStyle w:val="Body2Numbered"/>
+      </w:pPr>
+      <w:r>
+        <w:t xml:space="preserve">Place the 512x512 pixel icon into Assets/Resources/icon. The file name should match the key of the spell. </w:t>
       </w:r>
       <w:r>
         <w:t xml:space="preserve"> </w:t>
@@ -80,7 +303,7 @@
 </file>
 
 <file path=word/endnotes.xml><?xml version="1.0" encoding="utf-8"?>
-<w:endnotes xmlns:wpc="http://schemas.microsoft.com/office/word/2010/wordprocessingCanvas" xmlns:cx="http://schemas.microsoft.com/office/drawing/2014/chartex" xmlns:cx1="http://schemas.microsoft.com/office/drawing/2015/9/8/chartex" xmlns:cx2="http://schemas.microsoft.com/office/drawing/2015/10/21/chartex" xmlns:cx3="http://schemas.microsoft.com/office/drawing/2016/5/9/chartex" xmlns:cx4="http://schemas.microsoft.com/office/drawing/2016/5/10/chartex" xmlns:cx5="http://schemas.microsoft.com/office/drawing/2016/5/11/chartex" xmlns:cx6="http://schemas.microsoft.com/office/drawing/2016/5/12/chartex" xmlns:cx7="http://schemas.microsoft.com/office/drawing/2016/5/13/chartex" xmlns:cx8="http://schemas.microsoft.com/office/drawing/2016/5/14/chartex" xmlns:mc="http://schemas.openxmlformats.org/markup-compatibility/2006" xmlns:aink="http://schemas.microsoft.com/office/drawing/2016/ink" xmlns:am3d="http://schemas.microsoft.com/office/drawing/2017/model3d" xmlns:o="urn:schemas-microsoft-com:office:office" xmlns:oel="http://schemas.microsoft.com/office/2019/extlst" xmlns:r="http://schemas.openxmlformats.org/officeDocument/2006/relationships" xmlns:m="http://schemas.openxmlformats.org/officeDocument/2006/math" xmlns:v="urn:schemas-microsoft-com:vml" xmlns:wp14="http://schemas.microsoft.com/office/word/2010/wordprocessingDrawing" xmlns:wp="http://schemas.openxmlformats.org/drawingml/2006/wordprocessingDrawing" xmlns:w10="urn:schemas-microsoft-com:office:word" xmlns:w="http://schemas.openxmlformats.org/wordprocessingml/2006/main" xmlns:w14="http://schemas.microsoft.com/office/word/2010/wordml" xmlns:w15="http://schemas.microsoft.com/office/word/2012/wordml" xmlns:w16cex="http://schemas.microsoft.com/office/word/2018/wordml/cex" xmlns:w16cid="http://schemas.microsoft.com/office/word/2016/wordml/cid" xmlns:w16="http://schemas.microsoft.com/office/word/2018/wordml" xmlns:w16du="http://schemas.microsoft.com/office/word/2023/wordml/word16du" xmlns:w16sdtdh="http://schemas.microsoft.com/office/word/2020/wordml/sdtdatahash" xmlns:w16sdtfl="http://schemas.microsoft.com/office/word/2024/wordml/sdtformatlock" xmlns:w16se="http://schemas.microsoft.com/office/word/2015/wordml/symex" xmlns:wpg="http://schemas.microsoft.com/office/word/2010/wordprocessingGroup" xmlns:wpi="http://schemas.microsoft.com/office/word/2010/wordprocessingInk" xmlns:wne="http://schemas.microsoft.com/office/word/2006/wordml" xmlns:wps="http://schemas.microsoft.com/office/word/2010/wordprocessingShape" mc:Ignorable="w14 w15 w16se w16cid w16 w16cex w16sdtdh w16sdtfl w16du wp14">
+<w:endnotes xmlns:wpc="http://schemas.microsoft.com/office/word/2010/wordprocessingCanvas" xmlns:cx="http://schemas.microsoft.com/office/drawing/2014/chartex" xmlns:cx1="http://schemas.microsoft.com/office/drawing/2015/9/8/chartex" xmlns:cx2="http://schemas.microsoft.com/office/drawing/2015/10/21/chartex" xmlns:cx3="http://schemas.microsoft.com/office/drawing/2016/5/9/chartex" xmlns:cx4="http://schemas.microsoft.com/office/drawing/2016/5/10/chartex" xmlns:cx5="http://schemas.microsoft.com/office/drawing/2016/5/11/chartex" xmlns:cx6="http://schemas.microsoft.com/office/drawing/2016/5/12/chartex" xmlns:cx7="http://schemas.microsoft.com/office/drawing/2016/5/13/chartex" xmlns:cx8="http://schemas.microsoft.com/office/drawing/2016/5/14/chartex" xmlns:mc="http://schemas.openxmlformats.org/markup-compatibility/2006" xmlns:aink="http://schemas.microsoft.com/office/drawing/2016/ink" xmlns:am3d="http://schemas.microsoft.com/office/drawing/2017/model3d" xmlns:o="urn:schemas-microsoft-com:office:office" xmlns:oel="http://schemas.microsoft.com/office/2019/extlst" xmlns:r="http://schemas.openxmlformats.org/officeDocument/2006/relationships" xmlns:m="http://schemas.openxmlformats.org/officeDocument/2006/math" xmlns:v="urn:schemas-microsoft-com:vml" xmlns:wp14="http://schemas.microsoft.com/office/word/2010/wordprocessingDrawing" xmlns:wp="http://schemas.openxmlformats.org/drawingml/2006/wordprocessingDrawing" xmlns:w10="urn:schemas-microsoft-com:office:word" xmlns:w="http://schemas.openxmlformats.org/wordprocessingml/2006/main" xmlns:w14="http://schemas.microsoft.com/office/word/2010/wordml" xmlns:w15="http://schemas.microsoft.com/office/word/2012/wordml" xmlns:w16cei="http://schemas.microsoft.com/office/word/2026/wordml/cei" xmlns:w16cex="http://schemas.microsoft.com/office/word/2018/wordml/cex" xmlns:w16cid="http://schemas.microsoft.com/office/word/2016/wordml/cid" xmlns:w16="http://schemas.microsoft.com/office/word/2018/wordml" xmlns:w16du="http://schemas.microsoft.com/office/word/2023/wordml/word16du" xmlns:w16sdtdh="http://schemas.microsoft.com/office/word/2020/wordml/sdtdatahash" xmlns:w16sdtfl="http://schemas.microsoft.com/office/word/2024/wordml/sdtformatlock" xmlns:w16se="http://schemas.microsoft.com/office/word/2015/wordml/symex" xmlns:wpg="http://schemas.microsoft.com/office/word/2010/wordprocessingGroup" xmlns:wpi="http://schemas.microsoft.com/office/word/2010/wordprocessingInk" xmlns:wne="http://schemas.microsoft.com/office/word/2006/wordml" xmlns:wps="http://schemas.microsoft.com/office/word/2010/wordprocessingShape" mc:Ignorable="w14 w15 w16se w16cid w16 w16cex w16sdtdh w16sdtfl w16du wp14">
   <w:endnote w:type="separator" w:id="-1">
     <w:p>
       <w:pPr>
@@ -105,7 +328,7 @@
 </file>
 
 <file path=word/footer1.xml><?xml version="1.0" encoding="utf-8"?>
-<w:ftr xmlns:wpc="http://schemas.microsoft.com/office/word/2010/wordprocessingCanvas" xmlns:cx="http://schemas.microsoft.com/office/drawing/2014/chartex" xmlns:cx1="http://schemas.microsoft.com/office/drawing/2015/9/8/chartex" xmlns:cx2="http://schemas.microsoft.com/office/drawing/2015/10/21/chartex" xmlns:cx3="http://schemas.microsoft.com/office/drawing/2016/5/9/chartex" xmlns:cx4="http://schemas.microsoft.com/office/drawing/2016/5/10/chartex" xmlns:cx5="http://schemas.microsoft.com/office/drawing/2016/5/11/chartex" xmlns:cx6="http://schemas.microsoft.com/office/drawing/2016/5/12/chartex" xmlns:cx7="http://schemas.microsoft.com/office/drawing/2016/5/13/chartex" xmlns:cx8="http://schemas.microsoft.com/office/drawing/2016/5/14/chartex" xmlns:mc="http://schemas.openxmlformats.org/markup-compatibility/2006" xmlns:aink="http://schemas.microsoft.com/office/drawing/2016/ink" xmlns:am3d="http://schemas.microsoft.com/office/drawing/2017/model3d" xmlns:o="urn:schemas-microsoft-com:office:office" xmlns:oel="http://schemas.microsoft.com/office/2019/extlst" xmlns:r="http://schemas.openxmlformats.org/officeDocument/2006/relationships" xmlns:m="http://schemas.openxmlformats.org/officeDocument/2006/math" xmlns:v="urn:schemas-microsoft-com:vml" xmlns:wp14="http://schemas.microsoft.com/office/word/2010/wordprocessingDrawing" xmlns:wp="http://schemas.openxmlformats.org/drawingml/2006/wordprocessingDrawing" xmlns:w10="urn:schemas-microsoft-com:office:word" xmlns:w="http://schemas.openxmlformats.org/wordprocessingml/2006/main" xmlns:w14="http://schemas.microsoft.com/office/word/2010/wordml" xmlns:w15="http://schemas.microsoft.com/office/word/2012/wordml" xmlns:w16cex="http://schemas.microsoft.com/office/word/2018/wordml/cex" xmlns:w16cid="http://schemas.microsoft.com/office/word/2016/wordml/cid" xmlns:w16="http://schemas.microsoft.com/office/word/2018/wordml" xmlns:w16du="http://schemas.microsoft.com/office/word/2023/wordml/word16du" xmlns:w16sdtdh="http://schemas.microsoft.com/office/word/2020/wordml/sdtdatahash" xmlns:w16sdtfl="http://schemas.microsoft.com/office/word/2024/wordml/sdtformatlock" xmlns:w16se="http://schemas.microsoft.com/office/word/2015/wordml/symex" xmlns:wpg="http://schemas.microsoft.com/office/word/2010/wordprocessingGroup" xmlns:wpi="http://schemas.microsoft.com/office/word/2010/wordprocessingInk" xmlns:wne="http://schemas.microsoft.com/office/word/2006/wordml" xmlns:wps="http://schemas.microsoft.com/office/word/2010/wordprocessingShape" mc:Ignorable="w14 w15 w16se w16cid w16 w16cex w16sdtdh w16sdtfl w16du wp14">
+<w:ftr xmlns:wpc="http://schemas.microsoft.com/office/word/2010/wordprocessingCanvas" xmlns:cx="http://schemas.microsoft.com/office/drawing/2014/chartex" xmlns:cx1="http://schemas.microsoft.com/office/drawing/2015/9/8/chartex" xmlns:cx2="http://schemas.microsoft.com/office/drawing/2015/10/21/chartex" xmlns:cx3="http://schemas.microsoft.com/office/drawing/2016/5/9/chartex" xmlns:cx4="http://schemas.microsoft.com/office/drawing/2016/5/10/chartex" xmlns:cx5="http://schemas.microsoft.com/office/drawing/2016/5/11/chartex" xmlns:cx6="http://schemas.microsoft.com/office/drawing/2016/5/12/chartex" xmlns:cx7="http://schemas.microsoft.com/office/drawing/2016/5/13/chartex" xmlns:cx8="http://schemas.microsoft.com/office/drawing/2016/5/14/chartex" xmlns:mc="http://schemas.openxmlformats.org/markup-compatibility/2006" xmlns:aink="http://schemas.microsoft.com/office/drawing/2016/ink" xmlns:am3d="http://schemas.microsoft.com/office/drawing/2017/model3d" xmlns:o="urn:schemas-microsoft-com:office:office" xmlns:oel="http://schemas.microsoft.com/office/2019/extlst" xmlns:r="http://schemas.openxmlformats.org/officeDocument/2006/relationships" xmlns:m="http://schemas.openxmlformats.org/officeDocument/2006/math" xmlns:v="urn:schemas-microsoft-com:vml" xmlns:wp14="http://schemas.microsoft.com/office/word/2010/wordprocessingDrawing" xmlns:wp="http://schemas.openxmlformats.org/drawingml/2006/wordprocessingDrawing" xmlns:w10="urn:schemas-microsoft-com:office:word" xmlns:w="http://schemas.openxmlformats.org/wordprocessingml/2006/main" xmlns:w14="http://schemas.microsoft.com/office/word/2010/wordml" xmlns:w15="http://schemas.microsoft.com/office/word/2012/wordml" xmlns:w16cei="http://schemas.microsoft.com/office/word/2026/wordml/cei" xmlns:w16cex="http://schemas.microsoft.com/office/word/2018/wordml/cex" xmlns:w16cid="http://schemas.microsoft.com/office/word/2016/wordml/cid" xmlns:w16="http://schemas.microsoft.com/office/word/2018/wordml" xmlns:w16du="http://schemas.microsoft.com/office/word/2023/wordml/word16du" xmlns:w16sdtdh="http://schemas.microsoft.com/office/word/2020/wordml/sdtdatahash" xmlns:w16sdtfl="http://schemas.microsoft.com/office/word/2024/wordml/sdtformatlock" xmlns:w16se="http://schemas.microsoft.com/office/word/2015/wordml/symex" xmlns:wpg="http://schemas.microsoft.com/office/word/2010/wordprocessingGroup" xmlns:wpi="http://schemas.microsoft.com/office/word/2010/wordprocessingInk" xmlns:wne="http://schemas.microsoft.com/office/word/2006/wordml" xmlns:wps="http://schemas.microsoft.com/office/word/2010/wordprocessingShape" mc:Ignorable="w14 w15 w16se w16cid w16 w16cex w16sdtdh w16sdtfl w16du wp14">
   <w:p>
     <w:pPr>
       <w:pStyle w:val="Footer"/>
@@ -194,7 +417,7 @@
 </file>
 
 <file path=word/footnotes.xml><?xml version="1.0" encoding="utf-8"?>
-<w:footnotes xmlns:wpc="http://schemas.microsoft.com/office/word/2010/wordprocessingCanvas" xmlns:cx="http://schemas.microsoft.com/office/drawing/2014/chartex" xmlns:cx1="http://schemas.microsoft.com/office/drawing/2015/9/8/chartex" xmlns:cx2="http://schemas.microsoft.com/office/drawing/2015/10/21/chartex" xmlns:cx3="http://schemas.microsoft.com/office/drawing/2016/5/9/chartex" xmlns:cx4="http://schemas.microsoft.com/office/drawing/2016/5/10/chartex" xmlns:cx5="http://schemas.microsoft.com/office/drawing/2016/5/11/chartex" xmlns:cx6="http://schemas.microsoft.com/office/drawing/2016/5/12/chartex" xmlns:cx7="http://schemas.microsoft.com/office/drawing/2016/5/13/chartex" xmlns:cx8="http://schemas.microsoft.com/office/drawing/2016/5/14/chartex" xmlns:mc="http://schemas.openxmlformats.org/markup-compatibility/2006" xmlns:aink="http://schemas.microsoft.com/office/drawing/2016/ink" xmlns:am3d="http://schemas.microsoft.com/office/drawing/2017/model3d" xmlns:o="urn:schemas-microsoft-com:office:office" xmlns:oel="http://schemas.microsoft.com/office/2019/extlst" xmlns:r="http://schemas.openxmlformats.org/officeDocument/2006/relationships" xmlns:m="http://schemas.openxmlformats.org/officeDocument/2006/math" xmlns:v="urn:schemas-microsoft-com:vml" xmlns:wp14="http://schemas.microsoft.com/office/word/2010/wordprocessingDrawing" xmlns:wp="http://schemas.openxmlformats.org/drawingml/2006/wordprocessingDrawing" xmlns:w10="urn:schemas-microsoft-com:office:word" xmlns:w="http://schemas.openxmlformats.org/wordprocessingml/2006/main" xmlns:w14="http://schemas.microsoft.com/office/word/2010/wordml" xmlns:w15="http://schemas.microsoft.com/office/word/2012/wordml" xmlns:w16cex="http://schemas.microsoft.com/office/word/2018/wordml/cex" xmlns:w16cid="http://schemas.microsoft.com/office/word/2016/wordml/cid" xmlns:w16="http://schemas.microsoft.com/office/word/2018/wordml" xmlns:w16du="http://schemas.microsoft.com/office/word/2023/wordml/word16du" xmlns:w16sdtdh="http://schemas.microsoft.com/office/word/2020/wordml/sdtdatahash" xmlns:w16sdtfl="http://schemas.microsoft.com/office/word/2024/wordml/sdtformatlock" xmlns:w16se="http://schemas.microsoft.com/office/word/2015/wordml/symex" xmlns:wpg="http://schemas.microsoft.com/office/word/2010/wordprocessingGroup" xmlns:wpi="http://schemas.microsoft.com/office/word/2010/wordprocessingInk" xmlns:wne="http://schemas.microsoft.com/office/word/2006/wordml" xmlns:wps="http://schemas.microsoft.com/office/word/2010/wordprocessingShape" mc:Ignorable="w14 w15 w16se w16cid w16 w16cex w16sdtdh w16sdtfl w16du wp14">
+<w:footnotes xmlns:wpc="http://schemas.microsoft.com/office/word/2010/wordprocessingCanvas" xmlns:cx="http://schemas.microsoft.com/office/drawing/2014/chartex" xmlns:cx1="http://schemas.microsoft.com/office/drawing/2015/9/8/chartex" xmlns:cx2="http://schemas.microsoft.com/office/drawing/2015/10/21/chartex" xmlns:cx3="http://schemas.microsoft.com/office/drawing/2016/5/9/chartex" xmlns:cx4="http://schemas.microsoft.com/office/drawing/2016/5/10/chartex" xmlns:cx5="http://schemas.microsoft.com/office/drawing/2016/5/11/chartex" xmlns:cx6="http://schemas.microsoft.com/office/drawing/2016/5/12/chartex" xmlns:cx7="http://schemas.microsoft.com/office/drawing/2016/5/13/chartex" xmlns:cx8="http://schemas.microsoft.com/office/drawing/2016/5/14/chartex" xmlns:mc="http://schemas.openxmlformats.org/markup-compatibility/2006" xmlns:aink="http://schemas.microsoft.com/office/drawing/2016/ink" xmlns:am3d="http://schemas.microsoft.com/office/drawing/2017/model3d" xmlns:o="urn:schemas-microsoft-com:office:office" xmlns:oel="http://schemas.microsoft.com/office/2019/extlst" xmlns:r="http://schemas.openxmlformats.org/officeDocument/2006/relationships" xmlns:m="http://schemas.openxmlformats.org/officeDocument/2006/math" xmlns:v="urn:schemas-microsoft-com:vml" xmlns:wp14="http://schemas.microsoft.com/office/word/2010/wordprocessingDrawing" xmlns:wp="http://schemas.openxmlformats.org/drawingml/2006/wordprocessingDrawing" xmlns:w10="urn:schemas-microsoft-com:office:word" xmlns:w="http://schemas.openxmlformats.org/wordprocessingml/2006/main" xmlns:w14="http://schemas.microsoft.com/office/word/2010/wordml" xmlns:w15="http://schemas.microsoft.com/office/word/2012/wordml" xmlns:w16cei="http://schemas.microsoft.com/office/word/2026/wordml/cei" xmlns:w16cex="http://schemas.microsoft.com/office/word/2018/wordml/cex" xmlns:w16cid="http://schemas.microsoft.com/office/word/2016/wordml/cid" xmlns:w16="http://schemas.microsoft.com/office/word/2018/wordml" xmlns:w16du="http://schemas.microsoft.com/office/word/2023/wordml/word16du" xmlns:w16sdtdh="http://schemas.microsoft.com/office/word/2020/wordml/sdtdatahash" xmlns:w16sdtfl="http://schemas.microsoft.com/office/word/2024/wordml/sdtformatlock" xmlns:w16se="http://schemas.microsoft.com/office/word/2015/wordml/symex" xmlns:wpg="http://schemas.microsoft.com/office/word/2010/wordprocessingGroup" xmlns:wpi="http://schemas.microsoft.com/office/word/2010/wordprocessingInk" xmlns:wne="http://schemas.microsoft.com/office/word/2006/wordml" xmlns:wps="http://schemas.microsoft.com/office/word/2010/wordprocessingShape" mc:Ignorable="w14 w15 w16se w16cid w16 w16cex w16sdtdh w16sdtfl w16du wp14">
   <w:footnote w:type="separator" w:id="-1">
     <w:p>
       <w:pPr>
@@ -219,7 +442,7 @@
 </file>
 
 <file path=word/header1.xml><?xml version="1.0" encoding="utf-8"?>
-<w:hdr xmlns:wpc="http://schemas.microsoft.com/office/word/2010/wordprocessingCanvas" xmlns:cx="http://schemas.microsoft.com/office/drawing/2014/chartex" xmlns:cx1="http://schemas.microsoft.com/office/drawing/2015/9/8/chartex" xmlns:cx2="http://schemas.microsoft.com/office/drawing/2015/10/21/chartex" xmlns:cx3="http://schemas.microsoft.com/office/drawing/2016/5/9/chartex" xmlns:cx4="http://schemas.microsoft.com/office/drawing/2016/5/10/chartex" xmlns:cx5="http://schemas.microsoft.com/office/drawing/2016/5/11/chartex" xmlns:cx6="http://schemas.microsoft.com/office/drawing/2016/5/12/chartex" xmlns:cx7="http://schemas.microsoft.com/office/drawing/2016/5/13/chartex" xmlns:cx8="http://schemas.microsoft.com/office/drawing/2016/5/14/chartex" xmlns:mc="http://schemas.openxmlformats.org/markup-compatibility/2006" xmlns:aink="http://schemas.microsoft.com/office/drawing/2016/ink" xmlns:am3d="http://schemas.microsoft.com/office/drawing/2017/model3d" xmlns:o="urn:schemas-microsoft-com:office:office" xmlns:oel="http://schemas.microsoft.com/office/2019/extlst" xmlns:r="http://schemas.openxmlformats.org/officeDocument/2006/relationships" xmlns:m="http://schemas.openxmlformats.org/officeDocument/2006/math" xmlns:v="urn:schemas-microsoft-com:vml" xmlns:wp14="http://schemas.microsoft.com/office/word/2010/wordprocessingDrawing" xmlns:wp="http://schemas.openxmlformats.org/drawingml/2006/wordprocessingDrawing" xmlns:w10="urn:schemas-microsoft-com:office:word" xmlns:w="http://schemas.openxmlformats.org/wordprocessingml/2006/main" xmlns:w14="http://schemas.microsoft.com/office/word/2010/wordml" xmlns:w15="http://schemas.microsoft.com/office/word/2012/wordml" xmlns:w16cex="http://schemas.microsoft.com/office/word/2018/wordml/cex" xmlns:w16cid="http://schemas.microsoft.com/office/word/2016/wordml/cid" xmlns:w16="http://schemas.microsoft.com/office/word/2018/wordml" xmlns:w16du="http://schemas.microsoft.com/office/word/2023/wordml/word16du" xmlns:w16sdtdh="http://schemas.microsoft.com/office/word/2020/wordml/sdtdatahash" xmlns:w16sdtfl="http://schemas.microsoft.com/office/word/2024/wordml/sdtformatlock" xmlns:w16se="http://schemas.microsoft.com/office/word/2015/wordml/symex" xmlns:wpg="http://schemas.microsoft.com/office/word/2010/wordprocessingGroup" xmlns:wpi="http://schemas.microsoft.com/office/word/2010/wordprocessingInk" xmlns:wne="http://schemas.microsoft.com/office/word/2006/wordml" xmlns:wps="http://schemas.microsoft.com/office/word/2010/wordprocessingShape" mc:Ignorable="w14 w15 w16se w16cid w16 w16cex w16sdtdh w16sdtfl w16du wp14">
+<w:hdr xmlns:wpc="http://schemas.microsoft.com/office/word/2010/wordprocessingCanvas" xmlns:cx="http://schemas.microsoft.com/office/drawing/2014/chartex" xmlns:cx1="http://schemas.microsoft.com/office/drawing/2015/9/8/chartex" xmlns:cx2="http://schemas.microsoft.com/office/drawing/2015/10/21/chartex" xmlns:cx3="http://schemas.microsoft.com/office/drawing/2016/5/9/chartex" xmlns:cx4="http://schemas.microsoft.com/office/drawing/2016/5/10/chartex" xmlns:cx5="http://schemas.microsoft.com/office/drawing/2016/5/11/chartex" xmlns:cx6="http://schemas.microsoft.com/office/drawing/2016/5/12/chartex" xmlns:cx7="http://schemas.microsoft.com/office/drawing/2016/5/13/chartex" xmlns:cx8="http://schemas.microsoft.com/office/drawing/2016/5/14/chartex" xmlns:mc="http://schemas.openxmlformats.org/markup-compatibility/2006" xmlns:aink="http://schemas.microsoft.com/office/drawing/2016/ink" xmlns:am3d="http://schemas.microsoft.com/office/drawing/2017/model3d" xmlns:o="urn:schemas-microsoft-com:office:office" xmlns:oel="http://schemas.microsoft.com/office/2019/extlst" xmlns:r="http://schemas.openxmlformats.org/officeDocument/2006/relationships" xmlns:m="http://schemas.openxmlformats.org/officeDocument/2006/math" xmlns:v="urn:schemas-microsoft-com:vml" xmlns:wp14="http://schemas.microsoft.com/office/word/2010/wordprocessingDrawing" xmlns:wp="http://schemas.openxmlformats.org/drawingml/2006/wordprocessingDrawing" xmlns:w10="urn:schemas-microsoft-com:office:word" xmlns:w="http://schemas.openxmlformats.org/wordprocessingml/2006/main" xmlns:w14="http://schemas.microsoft.com/office/word/2010/wordml" xmlns:w15="http://schemas.microsoft.com/office/word/2012/wordml" xmlns:w16cei="http://schemas.microsoft.com/office/word/2026/wordml/cei" xmlns:w16cex="http://schemas.microsoft.com/office/word/2018/wordml/cex" xmlns:w16cid="http://schemas.microsoft.com/office/word/2016/wordml/cid" xmlns:w16="http://schemas.microsoft.com/office/word/2018/wordml" xmlns:w16du="http://schemas.microsoft.com/office/word/2023/wordml/word16du" xmlns:w16sdtdh="http://schemas.microsoft.com/office/word/2020/wordml/sdtdatahash" xmlns:w16sdtfl="http://schemas.microsoft.com/office/word/2024/wordml/sdtformatlock" xmlns:w16se="http://schemas.microsoft.com/office/word/2015/wordml/symex" xmlns:wpg="http://schemas.microsoft.com/office/word/2010/wordprocessingGroup" xmlns:wpi="http://schemas.microsoft.com/office/word/2010/wordprocessingInk" xmlns:wne="http://schemas.microsoft.com/office/word/2006/wordml" xmlns:wps="http://schemas.microsoft.com/office/word/2010/wordprocessingShape" mc:Ignorable="w14 w15 w16se w16cid w16 w16cex w16sdtdh w16sdtfl w16du wp14">
   <w:p>
     <w:pPr>
       <w:pStyle w:val="Header"/>
@@ -232,7 +455,7 @@
 </file>
 
 <file path=word/numbering.xml><?xml version="1.0" encoding="utf-8"?>
-<w:numbering xmlns:wpc="http://schemas.microsoft.com/office/word/2010/wordprocessingCanvas" xmlns:cx="http://schemas.microsoft.com/office/drawing/2014/chartex" xmlns:cx1="http://schemas.microsoft.com/office/drawing/2015/9/8/chartex" xmlns:cx2="http://schemas.microsoft.com/office/drawing/2015/10/21/chartex" xmlns:cx3="http://schemas.microsoft.com/office/drawing/2016/5/9/chartex" xmlns:cx4="http://schemas.microsoft.com/office/drawing/2016/5/10/chartex" xmlns:cx5="http://schemas.microsoft.com/office/drawing/2016/5/11/chartex" xmlns:cx6="http://schemas.microsoft.com/office/drawing/2016/5/12/chartex" xmlns:cx7="http://schemas.microsoft.com/office/drawing/2016/5/13/chartex" xmlns:cx8="http://schemas.microsoft.com/office/drawing/2016/5/14/chartex" xmlns:mc="http://schemas.openxmlformats.org/markup-compatibility/2006" xmlns:aink="http://schemas.microsoft.com/office/drawing/2016/ink" xmlns:am3d="http://schemas.microsoft.com/office/drawing/2017/model3d" xmlns:o="urn:schemas-microsoft-com:office:office" xmlns:oel="http://schemas.microsoft.com/office/2019/extlst" xmlns:r="http://schemas.openxmlformats.org/officeDocument/2006/relationships" xmlns:m="http://schemas.openxmlformats.org/officeDocument/2006/math" xmlns:v="urn:schemas-microsoft-com:vml" xmlns:wp14="http://schemas.microsoft.com/office/word/2010/wordprocessingDrawing" xmlns:wp="http://schemas.openxmlformats.org/drawingml/2006/wordprocessingDrawing" xmlns:w10="urn:schemas-microsoft-com:office:word" xmlns:w="http://schemas.openxmlformats.org/wordprocessingml/2006/main" xmlns:w14="http://schemas.microsoft.com/office/word/2010/wordml" xmlns:w15="http://schemas.microsoft.com/office/word/2012/wordml" xmlns:w16cex="http://schemas.microsoft.com/office/word/2018/wordml/cex" xmlns:w16cid="http://schemas.microsoft.com/office/word/2016/wordml/cid" xmlns:w16="http://schemas.microsoft.com/office/word/2018/wordml" xmlns:w16du="http://schemas.microsoft.com/office/word/2023/wordml/word16du" xmlns:w16sdtdh="http://schemas.microsoft.com/office/word/2020/wordml/sdtdatahash" xmlns:w16sdtfl="http://schemas.microsoft.com/office/word/2024/wordml/sdtformatlock" xmlns:w16se="http://schemas.microsoft.com/office/word/2015/wordml/symex" xmlns:wpg="http://schemas.microsoft.com/office/word/2010/wordprocessingGroup" xmlns:wpi="http://schemas.microsoft.com/office/word/2010/wordprocessingInk" xmlns:wne="http://schemas.microsoft.com/office/word/2006/wordml" xmlns:wps="http://schemas.microsoft.com/office/word/2010/wordprocessingShape" mc:Ignorable="w14 w15 w16se w16cid w16 w16cex w16sdtdh w16sdtfl w16du wp14">
+<w:numbering xmlns:wpc="http://schemas.microsoft.com/office/word/2010/wordprocessingCanvas" xmlns:cx="http://schemas.microsoft.com/office/drawing/2014/chartex" xmlns:cx1="http://schemas.microsoft.com/office/drawing/2015/9/8/chartex" xmlns:cx2="http://schemas.microsoft.com/office/drawing/2015/10/21/chartex" xmlns:cx3="http://schemas.microsoft.com/office/drawing/2016/5/9/chartex" xmlns:cx4="http://schemas.microsoft.com/office/drawing/2016/5/10/chartex" xmlns:cx5="http://schemas.microsoft.com/office/drawing/2016/5/11/chartex" xmlns:cx6="http://schemas.microsoft.com/office/drawing/2016/5/12/chartex" xmlns:cx7="http://schemas.microsoft.com/office/drawing/2016/5/13/chartex" xmlns:cx8="http://schemas.microsoft.com/office/drawing/2016/5/14/chartex" xmlns:mc="http://schemas.openxmlformats.org/markup-compatibility/2006" xmlns:aink="http://schemas.microsoft.com/office/drawing/2016/ink" xmlns:am3d="http://schemas.microsoft.com/office/drawing/2017/model3d" xmlns:o="urn:schemas-microsoft-com:office:office" xmlns:oel="http://schemas.microsoft.com/office/2019/extlst" xmlns:r="http://schemas.openxmlformats.org/officeDocument/2006/relationships" xmlns:m="http://schemas.openxmlformats.org/officeDocument/2006/math" xmlns:v="urn:schemas-microsoft-com:vml" xmlns:wp14="http://schemas.microsoft.com/office/word/2010/wordprocessingDrawing" xmlns:wp="http://schemas.openxmlformats.org/drawingml/2006/wordprocessingDrawing" xmlns:w10="urn:schemas-microsoft-com:office:word" xmlns:w="http://schemas.openxmlformats.org/wordprocessingml/2006/main" xmlns:w14="http://schemas.microsoft.com/office/word/2010/wordml" xmlns:w15="http://schemas.microsoft.com/office/word/2012/wordml" xmlns:w16cei="http://schemas.microsoft.com/office/word/2026/wordml/cei" xmlns:w16cex="http://schemas.microsoft.com/office/word/2018/wordml/cex" xmlns:w16cid="http://schemas.microsoft.com/office/word/2016/wordml/cid" xmlns:w16="http://schemas.microsoft.com/office/word/2018/wordml" xmlns:w16du="http://schemas.microsoft.com/office/word/2023/wordml/word16du" xmlns:w16sdtdh="http://schemas.microsoft.com/office/word/2020/wordml/sdtdatahash" xmlns:w16sdtfl="http://schemas.microsoft.com/office/word/2024/wordml/sdtformatlock" xmlns:w16se="http://schemas.microsoft.com/office/word/2015/wordml/symex" xmlns:wpg="http://schemas.microsoft.com/office/word/2010/wordprocessingGroup" xmlns:wpi="http://schemas.microsoft.com/office/word/2010/wordprocessingInk" xmlns:wne="http://schemas.microsoft.com/office/word/2006/wordml" xmlns:wps="http://schemas.microsoft.com/office/word/2010/wordprocessingShape" mc:Ignorable="w14 w15 w16se w16cid w16 w16cex w16sdtdh w16sdtfl w16du wp14">
   <w:abstractNum w:abstractNumId="0" w15:restartNumberingAfterBreak="0">
     <w:nsid w:val="24E470D5"/>
     <w:multiLevelType w:val="multilevel"/>
